--- a/cs331/syllabus604f25.docx
+++ b/cs331/syllabus604f25.docx
@@ -740,15 +740,7 @@
       </w:r>
       <w:r>
         <w:tab/>
-        <w:t xml:space="preserve">      * </w:t>
-      </w:r>
-      <w:proofErr w:type="gramStart"/>
-      <w:r>
-        <w:t>your</w:t>
-      </w:r>
-      <w:proofErr w:type="gramEnd"/>
-      <w:r>
-        <w:t xml:space="preserve"> CSCI 201 textbook</w:t>
+        <w:t xml:space="preserve">      * your CSCI 201 textbook</w:t>
       </w:r>
     </w:p>
     <w:p>
@@ -1027,15 +1019,7 @@
         <w:pStyle w:val="HTMLPreformatted"/>
       </w:pPr>
       <w:r>
-        <w:t xml:space="preserve">    * </w:t>
-      </w:r>
-      <w:proofErr w:type="gramStart"/>
-      <w:r>
-        <w:t>and</w:t>
-      </w:r>
-      <w:proofErr w:type="gramEnd"/>
-      <w:r>
-        <w:t xml:space="preserve"> more...</w:t>
+        <w:t xml:space="preserve">    * and more...</w:t>
       </w:r>
     </w:p>
     <w:p>
@@ -1046,23 +1030,13 @@
         <w:t xml:space="preserve">    * (I will expect stude</w:t>
       </w:r>
       <w:r>
-        <w:t>nts to learn the complexities {</w:t>
-      </w:r>
-      <w:proofErr w:type="spellStart"/>
-      <w:proofErr w:type="gramStart"/>
-      <w:r>
-        <w:t>B</w:t>
+        <w:t>nts to learn the complexities {B</w:t>
       </w:r>
       <w:r>
         <w:t>igO</w:t>
       </w:r>
-      <w:proofErr w:type="spellEnd"/>
-      <w:r>
-        <w:t>(</w:t>
-      </w:r>
-      <w:proofErr w:type="gramEnd"/>
-      <w:r>
-        <w:t>)</w:t>
+      <w:r>
+        <w:t>()</w:t>
       </w:r>
       <w:r>
         <w:t>} of the</w:t>
@@ -1140,15 +1114,7 @@
         <w:pStyle w:val="HTMLPreformatted"/>
       </w:pPr>
       <w:r>
-        <w:t xml:space="preserve">    [</w:t>
-      </w:r>
-      <w:proofErr w:type="spellStart"/>
-      <w:r>
-        <w:t>Prereq</w:t>
-      </w:r>
-      <w:proofErr w:type="spellEnd"/>
-      <w:r>
-        <w:t>.: CSCI 591 or equivalent (A course in data structures using C++)]</w:t>
+        <w:t xml:space="preserve">    [Prereq.: CSCI 591 or equivalent (A course in data structures using C++)]</w:t>
       </w:r>
     </w:p>
     <w:p>
@@ -1219,15 +1185,7 @@
         <w:pStyle w:val="HTMLPreformatted"/>
       </w:pPr>
       <w:r>
-        <w:t xml:space="preserve">    include any or all </w:t>
-      </w:r>
-      <w:proofErr w:type="gramStart"/>
-      <w:r>
-        <w:t>of:</w:t>
-      </w:r>
-      <w:proofErr w:type="gramEnd"/>
-      <w:r>
-        <w:t xml:space="preserve"> no credit for the work in question, a failing grade</w:t>
+        <w:t xml:space="preserve">    include any or all of: no credit for the work in question, a failing grade</w:t>
       </w:r>
     </w:p>
     <w:p>
@@ -1259,15 +1217,7 @@
         <w:pStyle w:val="HTMLPreformatted"/>
       </w:pPr>
       <w:r>
-        <w:t xml:space="preserve">    </w:t>
-      </w:r>
-      <w:proofErr w:type="gramStart"/>
-      <w:r>
-        <w:t>otherwise</w:t>
-      </w:r>
-      <w:proofErr w:type="gramEnd"/>
-      <w:r>
-        <w:t xml:space="preserve"> plagiarism has been committed.  You are expected to be familiar</w:t>
+        <w:t xml:space="preserve">    otherwise plagiarism has been committed.  You are expected to be familiar</w:t>
       </w:r>
     </w:p>
     <w:p>
@@ -1415,13 +1365,8 @@
         <w:pStyle w:val="HTMLPreformatted"/>
       </w:pPr>
       <w:r>
-        <w:t xml:space="preserve">      or sleeping. [ the snoring can be so distracting... </w:t>
-      </w:r>
-      <w:proofErr w:type="gramStart"/>
-      <w:r>
-        <w:t>:^) ]</w:t>
-      </w:r>
-      <w:proofErr w:type="gramEnd"/>
+        <w:t xml:space="preserve">      or sleeping. [ the snoring can be so distracting... :^) ]</w:t>
+      </w:r>
     </w:p>
     <w:p>
       <w:pPr>
@@ -1626,15 +1571,7 @@
       </w:r>
       <w:r>
         <w:tab/>
-        <w:t xml:space="preserve">review </w:t>
-      </w:r>
-      <w:proofErr w:type="gramStart"/>
-      <w:r>
-        <w:t>sheet</w:t>
-      </w:r>
-      <w:proofErr w:type="gramEnd"/>
-      <w:r>
-        <w:t xml:space="preserve"> are considered to be examples of academic dishonesty. </w:t>
+        <w:t xml:space="preserve">review sheet are considered to be examples of academic dishonesty. </w:t>
       </w:r>
     </w:p>
     <w:p>
@@ -1674,15 +1611,7 @@
         <w:pStyle w:val="HTMLPreformatted"/>
       </w:pPr>
       <w:r>
-        <w:t xml:space="preserve">        on </w:t>
-      </w:r>
-      <w:proofErr w:type="gramStart"/>
-      <w:r>
-        <w:t>assignments,  quizzes</w:t>
-      </w:r>
-      <w:proofErr w:type="gramEnd"/>
-      <w:r>
-        <w:t>, intermediate and final exams, term papers and their presentations.</w:t>
+        <w:t xml:space="preserve">        on assignments,  quizzes, intermediate and final exams, term papers and their presentations.</w:t>
       </w:r>
     </w:p>
     <w:p>
@@ -1801,15 +1730,57 @@
         <w:t>09:55 - 12:10</w:t>
       </w:r>
       <w:r>
-        <w:t xml:space="preserve"> as a D2L Quiz.</w:t>
-      </w:r>
-    </w:p>
-    <w:p>
-      <w:pPr>
-        <w:pStyle w:val="HTMLPreformatted"/>
-      </w:pPr>
-      <w:r>
-        <w:t>(Take this final exam in the assigned classroom using your laptop if you are able to.)</w:t>
+        <w:t xml:space="preserve"> as a </w:t>
+      </w:r>
+      <w:r>
+        <w:rPr>
+          <w:b/>
+          <w:bCs/>
+        </w:rPr>
+        <w:t>D2L Quiz</w:t>
+      </w:r>
+      <w:r>
+        <w:t>.</w:t>
+      </w:r>
+    </w:p>
+    <w:p>
+      <w:pPr>
+        <w:pStyle w:val="HTMLPreformatted"/>
+      </w:pPr>
+      <w:r>
+        <w:t xml:space="preserve">Take this final exam in </w:t>
+      </w:r>
+      <w:r>
+        <w:rPr>
+          <w:b/>
+          <w:bCs/>
+        </w:rPr>
+        <w:t>CH14A</w:t>
+      </w:r>
+      <w:r>
+        <w:t xml:space="preserve"> (computer lab)</w:t>
+      </w:r>
+      <w:r>
+        <w:t>;</w:t>
+      </w:r>
+      <w:r>
+        <w:br/>
+        <w:t>you may use your laptop and a computer lab workstation.</w:t>
+      </w:r>
+    </w:p>
+    <w:p>
+      <w:pPr>
+        <w:pStyle w:val="HTMLPreformatted"/>
+      </w:pPr>
+      <w:r>
+        <w:rPr>
+          <w:b/>
+          <w:bCs/>
+        </w:rPr>
+        <w:t>Prohibited</w:t>
+      </w:r>
+      <w:r>
+        <w:t>: use of cell phones, AI, or people other than the instructor.</w:t>
       </w:r>
     </w:p>
     <w:p>
@@ -2418,7 +2389,6 @@
   <w:style w:type="character" w:default="1" w:styleId="DefaultParagraphFont">
     <w:name w:val="Default Paragraph Font"/>
     <w:uiPriority w:val="1"/>
-    <w:semiHidden/>
     <w:unhideWhenUsed/>
   </w:style>
   <w:style w:type="table" w:default="1" w:styleId="TableNormal">
